--- a/docs/interviews/Stakeholders_chart.docx
+++ b/docs/interviews/Stakeholders_chart.docx
@@ -24,10 +24,10 @@
         <w:tblLook w:val="04A0" w:firstRow="1" w:lastRow="0" w:firstColumn="1" w:lastColumn="0" w:noHBand="0" w:noVBand="1"/>
       </w:tblPr>
       <w:tblGrid>
-        <w:gridCol w:w="2207"/>
-        <w:gridCol w:w="2192"/>
-        <w:gridCol w:w="2386"/>
-        <w:gridCol w:w="2575"/>
+        <w:gridCol w:w="2230"/>
+        <w:gridCol w:w="2226"/>
+        <w:gridCol w:w="2438"/>
+        <w:gridCol w:w="2466"/>
       </w:tblGrid>
       <w:tr>
         <w:trPr>
@@ -154,7 +154,7 @@
               <w:cnfStyle w:val="000000100000" w:firstRow="0" w:lastRow="0" w:firstColumn="0" w:lastColumn="0" w:oddVBand="0" w:evenVBand="0" w:oddHBand="1" w:evenHBand="0" w:firstRowFirstColumn="0" w:firstRowLastColumn="0" w:lastRowFirstColumn="0" w:lastRowLastColumn="0"/>
             </w:pPr>
             <w:r>
-              <w:t>Interviews with two gamers: the user's fiancé and fiancé's brother. Their gaming experiences and preferences informed the initial requirements.</w:t>
+              <w:t>Interviews with two gamers. Their gaming experiences and preferences informed the initial requirements.</w:t>
             </w:r>
           </w:p>
         </w:tc>
